--- a/src/backend/modules/HuGuWeb.Workforce/Templates/Onboarding/Taslak.docx
+++ b/src/backend/modules/HuGuWeb.Workforce/Templates/Onboarding/Taslak.docx
@@ -167,7 +167,7 @@
         <w:tab/>
       </w:r>
       <w:r>
-        <w:t xml:space="preserve"> İşçi  {{Employee.FullName}}</w:t>
+        <w:t xml:space="preserve"> İşçi Adı Soyadı: {{Employee.FullName}}</w:t>
       </w:r>
     </w:p>
     <w:p>
